--- a/Agar tum Task Management System.docx
+++ b/Agar tum Task Management System.docx
@@ -1599,7 +1599,929 @@
         <w:t xml:space="preserve"> hoon.</w:t>
       </w:r>
     </w:p>
+    <w:p>
+      <w:pPr>
+        <w:rPr>
+          <w:b/>
+          <w:bCs/>
+        </w:rPr>
+      </w:pPr>
+      <w:r>
+        <w:rPr>
+          <w:b/>
+          <w:bCs/>
+        </w:rPr>
+        <w:t xml:space="preserve">Sidebar Menu (jo left side </w:t>
+      </w:r>
+      <w:proofErr w:type="spellStart"/>
+      <w:r>
+        <w:rPr>
+          <w:b/>
+          <w:bCs/>
+        </w:rPr>
+        <w:t>dikhega</w:t>
+      </w:r>
+      <w:proofErr w:type="spellEnd"/>
+      <w:r>
+        <w:rPr>
+          <w:b/>
+          <w:bCs/>
+        </w:rPr>
+        <w:t>)</w:t>
+      </w:r>
+    </w:p>
+    <w:p>
+      <w:r>
+        <w:t>Professional dashboard me:</w:t>
+      </w:r>
+    </w:p>
+    <w:p>
+      <w:r>
+        <w:rPr>
+          <w:rFonts w:ascii="Segoe UI Emoji" w:hAnsi="Segoe UI Emoji" w:cs="Segoe UI Emoji"/>
+        </w:rPr>
+        <w:t>🏠</w:t>
+      </w:r>
+      <w:r>
+        <w:t xml:space="preserve"> Dashboard</w:t>
+      </w:r>
+      <w:r>
+        <w:br/>
+      </w:r>
+      <w:r>
+        <w:rPr>
+          <w:rFonts w:ascii="Segoe UI Emoji" w:hAnsi="Segoe UI Emoji" w:cs="Segoe UI Emoji"/>
+        </w:rPr>
+        <w:t>📁</w:t>
+      </w:r>
+      <w:r>
+        <w:t xml:space="preserve"> Projects</w:t>
+      </w:r>
+      <w:r>
+        <w:br/>
+      </w:r>
+      <w:r>
+        <w:rPr>
+          <w:rFonts w:ascii="Segoe UI Emoji" w:hAnsi="Segoe UI Emoji" w:cs="Segoe UI Emoji"/>
+        </w:rPr>
+        <w:t>✅</w:t>
+      </w:r>
+      <w:r>
+        <w:t xml:space="preserve"> Tasks</w:t>
+      </w:r>
+      <w:r>
+        <w:br/>
+      </w:r>
+      <w:r>
+        <w:rPr>
+          <w:rFonts w:ascii="Segoe UI Emoji" w:hAnsi="Segoe UI Emoji" w:cs="Segoe UI Emoji"/>
+        </w:rPr>
+        <w:t>📅</w:t>
+      </w:r>
+      <w:r>
+        <w:t xml:space="preserve"> Calendar</w:t>
+      </w:r>
+      <w:r>
+        <w:br/>
+      </w:r>
+      <w:r>
+        <w:rPr>
+          <w:rFonts w:ascii="Segoe UI Emoji" w:hAnsi="Segoe UI Emoji" w:cs="Segoe UI Emoji"/>
+        </w:rPr>
+        <w:t>📌</w:t>
+      </w:r>
+      <w:r>
+        <w:t xml:space="preserve"> Kanban Board</w:t>
+      </w:r>
+      <w:r>
+        <w:br/>
+      </w:r>
+      <w:r>
+        <w:rPr>
+          <w:rFonts w:ascii="Segoe UI Emoji" w:hAnsi="Segoe UI Emoji" w:cs="Segoe UI Emoji"/>
+        </w:rPr>
+        <w:lastRenderedPageBreak/>
+        <w:t>👥</w:t>
+      </w:r>
+      <w:r>
+        <w:t xml:space="preserve"> Team</w:t>
+      </w:r>
+      <w:r>
+        <w:br/>
+      </w:r>
+      <w:r>
+        <w:rPr>
+          <w:rFonts w:ascii="Segoe UI Emoji" w:hAnsi="Segoe UI Emoji" w:cs="Segoe UI Emoji"/>
+        </w:rPr>
+        <w:t>📊</w:t>
+      </w:r>
+      <w:r>
+        <w:t xml:space="preserve"> Reports</w:t>
+      </w:r>
+      <w:r>
+        <w:br/>
+      </w:r>
+      <w:r>
+        <w:rPr>
+          <w:rFonts w:ascii="Segoe UI Emoji" w:hAnsi="Segoe UI Emoji" w:cs="Segoe UI Emoji"/>
+        </w:rPr>
+        <w:t>🔔</w:t>
+      </w:r>
+      <w:r>
+        <w:t xml:space="preserve"> Notifications</w:t>
+      </w:r>
+      <w:r>
+        <w:br/>
+      </w:r>
+      <w:r>
+        <w:rPr>
+          <w:rFonts w:ascii="Segoe UI Symbol" w:hAnsi="Segoe UI Symbol" w:cs="Segoe UI Symbol"/>
+        </w:rPr>
+        <w:t>⚙</w:t>
+      </w:r>
+      <w:r>
+        <w:t xml:space="preserve"> Settings</w:t>
+      </w:r>
+      <w:r>
+        <w:br/>
+      </w:r>
+      <w:r>
+        <w:rPr>
+          <w:rFonts w:ascii="Segoe UI Emoji" w:hAnsi="Segoe UI Emoji" w:cs="Segoe UI Emoji"/>
+        </w:rPr>
+        <w:t>👤</w:t>
+      </w:r>
+      <w:r>
+        <w:t xml:space="preserve"> Profile</w:t>
+      </w:r>
+      <w:r>
+        <w:br/>
+      </w:r>
+      <w:r>
+        <w:rPr>
+          <w:rFonts w:ascii="Segoe UI Emoji" w:hAnsi="Segoe UI Emoji" w:cs="Segoe UI Emoji"/>
+        </w:rPr>
+        <w:t>🚪</w:t>
+      </w:r>
+      <w:r>
+        <w:t xml:space="preserve"> Logout</w:t>
+      </w:r>
+    </w:p>
+    <w:p>
+      <w:r>
+        <w:t>Authentication</w:t>
+      </w:r>
+    </w:p>
+    <w:p>
+      <w:r>
+        <w:t>│</w:t>
+      </w:r>
+    </w:p>
+    <w:p>
+      <w:r>
+        <w:rPr>
+          <w:rFonts w:ascii="MS Gothic" w:eastAsia="MS Gothic" w:hAnsi="MS Gothic" w:cs="MS Gothic" w:hint="eastAsia"/>
+        </w:rPr>
+        <w:t>├</w:t>
+      </w:r>
+      <w:r>
+        <w:rPr>
+          <w:rFonts w:ascii="Calibri" w:hAnsi="Calibri" w:cs="Calibri"/>
+        </w:rPr>
+        <w:t>──</w:t>
+      </w:r>
+      <w:r>
+        <w:t xml:space="preserve"> Login</w:t>
+      </w:r>
+    </w:p>
+    <w:p>
+      <w:r>
+        <w:rPr>
+          <w:rFonts w:ascii="MS Gothic" w:eastAsia="MS Gothic" w:hAnsi="MS Gothic" w:cs="MS Gothic" w:hint="eastAsia"/>
+        </w:rPr>
+        <w:t>├</w:t>
+      </w:r>
+      <w:r>
+        <w:rPr>
+          <w:rFonts w:ascii="Calibri" w:hAnsi="Calibri" w:cs="Calibri"/>
+        </w:rPr>
+        <w:t>──</w:t>
+      </w:r>
+      <w:r>
+        <w:t xml:space="preserve"> Register</w:t>
+      </w:r>
+    </w:p>
+    <w:p>
+      <w:r>
+        <w:rPr>
+          <w:rFonts w:ascii="MS Gothic" w:eastAsia="MS Gothic" w:hAnsi="MS Gothic" w:cs="MS Gothic" w:hint="eastAsia"/>
+        </w:rPr>
+        <w:t>├</w:t>
+      </w:r>
+      <w:r>
+        <w:rPr>
+          <w:rFonts w:ascii="Calibri" w:hAnsi="Calibri" w:cs="Calibri"/>
+        </w:rPr>
+        <w:t>──</w:t>
+      </w:r>
+      <w:r>
+        <w:t xml:space="preserve"> Forgot Password</w:t>
+      </w:r>
+    </w:p>
+    <w:p>
+      <w:r>
+        <w:rPr>
+          <w:rFonts w:ascii="MS Gothic" w:eastAsia="MS Gothic" w:hAnsi="MS Gothic" w:cs="MS Gothic" w:hint="eastAsia"/>
+        </w:rPr>
+        <w:t>├</w:t>
+      </w:r>
+      <w:r>
+        <w:rPr>
+          <w:rFonts w:ascii="Calibri" w:hAnsi="Calibri" w:cs="Calibri"/>
+        </w:rPr>
+        <w:t>──</w:t>
+      </w:r>
+      <w:r>
+        <w:t xml:space="preserve"> OTP Verification</w:t>
+      </w:r>
+    </w:p>
+    <w:p>
+      <w:r>
+        <w:t>└── Profile Setup</w:t>
+      </w:r>
+    </w:p>
     <w:p/>
+    <w:p>
+      <w:r>
+        <w:t>Dashboard</w:t>
+      </w:r>
+    </w:p>
+    <w:p>
+      <w:r>
+        <w:t>│</w:t>
+      </w:r>
+    </w:p>
+    <w:p>
+      <w:r>
+        <w:rPr>
+          <w:rFonts w:ascii="MS Gothic" w:eastAsia="MS Gothic" w:hAnsi="MS Gothic" w:cs="MS Gothic" w:hint="eastAsia"/>
+        </w:rPr>
+        <w:t>├</w:t>
+      </w:r>
+      <w:r>
+        <w:rPr>
+          <w:rFonts w:ascii="Calibri" w:hAnsi="Calibri" w:cs="Calibri"/>
+        </w:rPr>
+        <w:t>──</w:t>
+      </w:r>
+      <w:r>
+        <w:t xml:space="preserve"> Overview</w:t>
+      </w:r>
+    </w:p>
+    <w:p>
+      <w:r>
+        <w:rPr>
+          <w:rFonts w:ascii="MS Gothic" w:eastAsia="MS Gothic" w:hAnsi="MS Gothic" w:cs="MS Gothic" w:hint="eastAsia"/>
+        </w:rPr>
+        <w:t>├</w:t>
+      </w:r>
+      <w:r>
+        <w:rPr>
+          <w:rFonts w:ascii="Calibri" w:hAnsi="Calibri" w:cs="Calibri"/>
+        </w:rPr>
+        <w:t>──</w:t>
+      </w:r>
+      <w:r>
+        <w:t xml:space="preserve"> Statistics</w:t>
+      </w:r>
+    </w:p>
+    <w:p>
+      <w:r>
+        <w:rPr>
+          <w:rFonts w:ascii="MS Gothic" w:eastAsia="MS Gothic" w:hAnsi="MS Gothic" w:cs="MS Gothic" w:hint="eastAsia"/>
+        </w:rPr>
+        <w:t>├</w:t>
+      </w:r>
+      <w:r>
+        <w:rPr>
+          <w:rFonts w:ascii="Calibri" w:hAnsi="Calibri" w:cs="Calibri"/>
+        </w:rPr>
+        <w:t>──</w:t>
+      </w:r>
+      <w:r>
+        <w:t xml:space="preserve"> Recent Activity</w:t>
+      </w:r>
+    </w:p>
+    <w:p>
+      <w:r>
+        <w:rPr>
+          <w:rFonts w:ascii="MS Gothic" w:eastAsia="MS Gothic" w:hAnsi="MS Gothic" w:cs="MS Gothic" w:hint="eastAsia"/>
+        </w:rPr>
+        <w:t>├</w:t>
+      </w:r>
+      <w:r>
+        <w:rPr>
+          <w:rFonts w:ascii="Calibri" w:hAnsi="Calibri" w:cs="Calibri"/>
+        </w:rPr>
+        <w:t>──</w:t>
+      </w:r>
+      <w:r>
+        <w:t xml:space="preserve"> Progress Charts</w:t>
+      </w:r>
+    </w:p>
+    <w:p>
+      <w:r>
+        <w:t>└── Upcoming Deadlines</w:t>
+      </w:r>
+    </w:p>
+    <w:p/>
+    <w:p>
+      <w:r>
+        <w:t>Projects</w:t>
+      </w:r>
+    </w:p>
+    <w:p>
+      <w:r>
+        <w:t>│</w:t>
+      </w:r>
+    </w:p>
+    <w:p>
+      <w:r>
+        <w:rPr>
+          <w:rFonts w:ascii="MS Gothic" w:eastAsia="MS Gothic" w:hAnsi="MS Gothic" w:cs="MS Gothic" w:hint="eastAsia"/>
+        </w:rPr>
+        <w:t>├</w:t>
+      </w:r>
+      <w:r>
+        <w:rPr>
+          <w:rFonts w:ascii="Calibri" w:hAnsi="Calibri" w:cs="Calibri"/>
+        </w:rPr>
+        <w:t>──</w:t>
+      </w:r>
+      <w:r>
+        <w:t xml:space="preserve"> All Projects</w:t>
+      </w:r>
+    </w:p>
+    <w:p>
+      <w:r>
+        <w:rPr>
+          <w:rFonts w:ascii="MS Gothic" w:eastAsia="MS Gothic" w:hAnsi="MS Gothic" w:cs="MS Gothic" w:hint="eastAsia"/>
+        </w:rPr>
+        <w:t>├</w:t>
+      </w:r>
+      <w:r>
+        <w:rPr>
+          <w:rFonts w:ascii="Calibri" w:hAnsi="Calibri" w:cs="Calibri"/>
+        </w:rPr>
+        <w:t>──</w:t>
+      </w:r>
+      <w:r>
+        <w:t xml:space="preserve"> Create Project</w:t>
+      </w:r>
+    </w:p>
+    <w:p>
+      <w:r>
+        <w:rPr>
+          <w:rFonts w:ascii="MS Gothic" w:eastAsia="MS Gothic" w:hAnsi="MS Gothic" w:cs="MS Gothic" w:hint="eastAsia"/>
+        </w:rPr>
+        <w:t>├</w:t>
+      </w:r>
+      <w:r>
+        <w:rPr>
+          <w:rFonts w:ascii="Calibri" w:hAnsi="Calibri" w:cs="Calibri"/>
+        </w:rPr>
+        <w:t>──</w:t>
+      </w:r>
+      <w:r>
+        <w:t xml:space="preserve"> Project Details</w:t>
+      </w:r>
+    </w:p>
+    <w:p>
+      <w:r>
+        <w:rPr>
+          <w:rFonts w:ascii="MS Gothic" w:eastAsia="MS Gothic" w:hAnsi="MS Gothic" w:cs="MS Gothic" w:hint="eastAsia"/>
+        </w:rPr>
+        <w:t>├</w:t>
+      </w:r>
+      <w:r>
+        <w:rPr>
+          <w:rFonts w:ascii="Calibri" w:hAnsi="Calibri" w:cs="Calibri"/>
+        </w:rPr>
+        <w:t>──</w:t>
+      </w:r>
+      <w:r>
+        <w:t xml:space="preserve"> Edit Project</w:t>
+      </w:r>
+    </w:p>
+    <w:p>
+      <w:r>
+        <w:t>└── Project Analytics</w:t>
+      </w:r>
+    </w:p>
+    <w:p/>
+    <w:p>
+      <w:r>
+        <w:t>Tasks</w:t>
+      </w:r>
+    </w:p>
+    <w:p>
+      <w:r>
+        <w:t>│</w:t>
+      </w:r>
+    </w:p>
+    <w:p>
+      <w:r>
+        <w:rPr>
+          <w:rFonts w:ascii="MS Gothic" w:eastAsia="MS Gothic" w:hAnsi="MS Gothic" w:cs="MS Gothic" w:hint="eastAsia"/>
+        </w:rPr>
+        <w:t>├</w:t>
+      </w:r>
+      <w:r>
+        <w:rPr>
+          <w:rFonts w:ascii="Calibri" w:hAnsi="Calibri" w:cs="Calibri"/>
+        </w:rPr>
+        <w:t>──</w:t>
+      </w:r>
+      <w:r>
+        <w:t xml:space="preserve"> All Tasks</w:t>
+      </w:r>
+    </w:p>
+    <w:p>
+      <w:r>
+        <w:rPr>
+          <w:rFonts w:ascii="MS Gothic" w:eastAsia="MS Gothic" w:hAnsi="MS Gothic" w:cs="MS Gothic" w:hint="eastAsia"/>
+        </w:rPr>
+        <w:t>├</w:t>
+      </w:r>
+      <w:r>
+        <w:rPr>
+          <w:rFonts w:ascii="Calibri" w:hAnsi="Calibri" w:cs="Calibri"/>
+        </w:rPr>
+        <w:t>──</w:t>
+      </w:r>
+      <w:r>
+        <w:t xml:space="preserve"> Create Task</w:t>
+      </w:r>
+    </w:p>
+    <w:p>
+      <w:r>
+        <w:rPr>
+          <w:rFonts w:ascii="MS Gothic" w:eastAsia="MS Gothic" w:hAnsi="MS Gothic" w:cs="MS Gothic" w:hint="eastAsia"/>
+        </w:rPr>
+        <w:t>├</w:t>
+      </w:r>
+      <w:r>
+        <w:rPr>
+          <w:rFonts w:ascii="Calibri" w:hAnsi="Calibri" w:cs="Calibri"/>
+        </w:rPr>
+        <w:t>──</w:t>
+      </w:r>
+      <w:r>
+        <w:t xml:space="preserve"> Assigned Tasks</w:t>
+      </w:r>
+    </w:p>
+    <w:p>
+      <w:r>
+        <w:rPr>
+          <w:rFonts w:ascii="MS Gothic" w:eastAsia="MS Gothic" w:hAnsi="MS Gothic" w:cs="MS Gothic" w:hint="eastAsia"/>
+        </w:rPr>
+        <w:t>├</w:t>
+      </w:r>
+      <w:r>
+        <w:rPr>
+          <w:rFonts w:ascii="Calibri" w:hAnsi="Calibri" w:cs="Calibri"/>
+        </w:rPr>
+        <w:t>──</w:t>
+      </w:r>
+      <w:r>
+        <w:t xml:space="preserve"> Task Details</w:t>
+      </w:r>
+    </w:p>
+    <w:p>
+      <w:r>
+        <w:rPr>
+          <w:rFonts w:ascii="MS Gothic" w:eastAsia="MS Gothic" w:hAnsi="MS Gothic" w:cs="MS Gothic" w:hint="eastAsia"/>
+        </w:rPr>
+        <w:t>├</w:t>
+      </w:r>
+      <w:r>
+        <w:rPr>
+          <w:rFonts w:ascii="Calibri" w:hAnsi="Calibri" w:cs="Calibri"/>
+        </w:rPr>
+        <w:t>──</w:t>
+      </w:r>
+      <w:r>
+        <w:t xml:space="preserve"> Comments</w:t>
+      </w:r>
+    </w:p>
+    <w:p>
+      <w:r>
+        <w:rPr>
+          <w:rFonts w:ascii="MS Gothic" w:eastAsia="MS Gothic" w:hAnsi="MS Gothic" w:cs="MS Gothic" w:hint="eastAsia"/>
+        </w:rPr>
+        <w:t>├</w:t>
+      </w:r>
+      <w:r>
+        <w:rPr>
+          <w:rFonts w:ascii="Calibri" w:hAnsi="Calibri" w:cs="Calibri"/>
+        </w:rPr>
+        <w:t>──</w:t>
+      </w:r>
+      <w:r>
+        <w:t xml:space="preserve"> Attachments</w:t>
+      </w:r>
+    </w:p>
+    <w:p>
+      <w:r>
+        <w:t>└── Task History</w:t>
+      </w:r>
+    </w:p>
+    <w:p/>
+    <w:p>
+      <w:r>
+        <w:t>Kanban Board</w:t>
+      </w:r>
+    </w:p>
+    <w:p>
+      <w:r>
+        <w:t>│</w:t>
+      </w:r>
+    </w:p>
+    <w:p>
+      <w:r>
+        <w:rPr>
+          <w:rFonts w:ascii="MS Gothic" w:eastAsia="MS Gothic" w:hAnsi="MS Gothic" w:cs="MS Gothic" w:hint="eastAsia"/>
+        </w:rPr>
+        <w:t>├</w:t>
+      </w:r>
+      <w:r>
+        <w:rPr>
+          <w:rFonts w:ascii="Calibri" w:hAnsi="Calibri" w:cs="Calibri"/>
+        </w:rPr>
+        <w:t>──</w:t>
+      </w:r>
+      <w:r>
+        <w:t xml:space="preserve"> To Do</w:t>
+      </w:r>
+    </w:p>
+    <w:p>
+      <w:r>
+        <w:rPr>
+          <w:rFonts w:ascii="MS Gothic" w:eastAsia="MS Gothic" w:hAnsi="MS Gothic" w:cs="MS Gothic" w:hint="eastAsia"/>
+        </w:rPr>
+        <w:t>├</w:t>
+      </w:r>
+      <w:r>
+        <w:rPr>
+          <w:rFonts w:ascii="Calibri" w:hAnsi="Calibri" w:cs="Calibri"/>
+        </w:rPr>
+        <w:t>──</w:t>
+      </w:r>
+      <w:r>
+        <w:t xml:space="preserve"> In Progress</w:t>
+      </w:r>
+    </w:p>
+    <w:p>
+      <w:r>
+        <w:rPr>
+          <w:rFonts w:ascii="MS Gothic" w:eastAsia="MS Gothic" w:hAnsi="MS Gothic" w:cs="MS Gothic" w:hint="eastAsia"/>
+        </w:rPr>
+        <w:t>├</w:t>
+      </w:r>
+      <w:r>
+        <w:rPr>
+          <w:rFonts w:ascii="Calibri" w:hAnsi="Calibri" w:cs="Calibri"/>
+        </w:rPr>
+        <w:t>──</w:t>
+      </w:r>
+      <w:r>
+        <w:t xml:space="preserve"> Review</w:t>
+      </w:r>
+    </w:p>
+    <w:p>
+      <w:r>
+        <w:t>└── Completed</w:t>
+      </w:r>
+    </w:p>
+    <w:p/>
+    <w:p>
+      <w:r>
+        <w:t>Team</w:t>
+      </w:r>
+    </w:p>
+    <w:p>
+      <w:r>
+        <w:t>│</w:t>
+      </w:r>
+    </w:p>
+    <w:p>
+      <w:r>
+        <w:rPr>
+          <w:rFonts w:ascii="MS Gothic" w:eastAsia="MS Gothic" w:hAnsi="MS Gothic" w:cs="MS Gothic" w:hint="eastAsia"/>
+        </w:rPr>
+        <w:t>├</w:t>
+      </w:r>
+      <w:r>
+        <w:rPr>
+          <w:rFonts w:ascii="Calibri" w:hAnsi="Calibri" w:cs="Calibri"/>
+        </w:rPr>
+        <w:t>──</w:t>
+      </w:r>
+      <w:r>
+        <w:t xml:space="preserve"> Team Members</w:t>
+      </w:r>
+    </w:p>
+    <w:p>
+      <w:r>
+        <w:rPr>
+          <w:rFonts w:ascii="MS Gothic" w:eastAsia="MS Gothic" w:hAnsi="MS Gothic" w:cs="MS Gothic" w:hint="eastAsia"/>
+        </w:rPr>
+        <w:t>├</w:t>
+      </w:r>
+      <w:r>
+        <w:rPr>
+          <w:rFonts w:ascii="Calibri" w:hAnsi="Calibri" w:cs="Calibri"/>
+        </w:rPr>
+        <w:t>──</w:t>
+      </w:r>
+      <w:r>
+        <w:t xml:space="preserve"> Add Members</w:t>
+      </w:r>
+    </w:p>
+    <w:p>
+      <w:r>
+        <w:rPr>
+          <w:rFonts w:ascii="MS Gothic" w:eastAsia="MS Gothic" w:hAnsi="MS Gothic" w:cs="MS Gothic" w:hint="eastAsia"/>
+        </w:rPr>
+        <w:t>├</w:t>
+      </w:r>
+      <w:r>
+        <w:rPr>
+          <w:rFonts w:ascii="Calibri" w:hAnsi="Calibri" w:cs="Calibri"/>
+        </w:rPr>
+        <w:t>──</w:t>
+      </w:r>
+      <w:r>
+        <w:t xml:space="preserve"> Roles</w:t>
+      </w:r>
+    </w:p>
+    <w:p>
+      <w:r>
+        <w:t>└── Permissions</w:t>
+      </w:r>
+    </w:p>
+    <w:p/>
+    <w:p>
+      <w:r>
+        <w:t>Calendar</w:t>
+      </w:r>
+    </w:p>
+    <w:p>
+      <w:r>
+        <w:t>│</w:t>
+      </w:r>
+    </w:p>
+    <w:p>
+      <w:r>
+        <w:rPr>
+          <w:rFonts w:ascii="MS Gothic" w:eastAsia="MS Gothic" w:hAnsi="MS Gothic" w:cs="MS Gothic" w:hint="eastAsia"/>
+        </w:rPr>
+        <w:lastRenderedPageBreak/>
+        <w:t>├</w:t>
+      </w:r>
+      <w:r>
+        <w:rPr>
+          <w:rFonts w:ascii="Calibri" w:hAnsi="Calibri" w:cs="Calibri"/>
+        </w:rPr>
+        <w:t>──</w:t>
+      </w:r>
+      <w:r>
+        <w:t xml:space="preserve"> Monthly View</w:t>
+      </w:r>
+    </w:p>
+    <w:p>
+      <w:r>
+        <w:rPr>
+          <w:rFonts w:ascii="MS Gothic" w:eastAsia="MS Gothic" w:hAnsi="MS Gothic" w:cs="MS Gothic" w:hint="eastAsia"/>
+        </w:rPr>
+        <w:t>├</w:t>
+      </w:r>
+      <w:r>
+        <w:rPr>
+          <w:rFonts w:ascii="Calibri" w:hAnsi="Calibri" w:cs="Calibri"/>
+        </w:rPr>
+        <w:t>──</w:t>
+      </w:r>
+      <w:r>
+        <w:t xml:space="preserve"> Weekly View</w:t>
+      </w:r>
+    </w:p>
+    <w:p>
+      <w:r>
+        <w:rPr>
+          <w:rFonts w:ascii="MS Gothic" w:eastAsia="MS Gothic" w:hAnsi="MS Gothic" w:cs="MS Gothic" w:hint="eastAsia"/>
+        </w:rPr>
+        <w:t>├</w:t>
+      </w:r>
+      <w:r>
+        <w:rPr>
+          <w:rFonts w:ascii="Calibri" w:hAnsi="Calibri" w:cs="Calibri"/>
+        </w:rPr>
+        <w:t>──</w:t>
+      </w:r>
+      <w:r>
+        <w:t xml:space="preserve"> Schedule</w:t>
+      </w:r>
+    </w:p>
+    <w:p>
+      <w:r>
+        <w:t>└── Deadlines</w:t>
+      </w:r>
+    </w:p>
+    <w:p/>
+    <w:p>
+      <w:r>
+        <w:t>Notifications</w:t>
+      </w:r>
+    </w:p>
+    <w:p>
+      <w:r>
+        <w:t>│</w:t>
+      </w:r>
+    </w:p>
+    <w:p>
+      <w:r>
+        <w:rPr>
+          <w:rFonts w:ascii="MS Gothic" w:eastAsia="MS Gothic" w:hAnsi="MS Gothic" w:cs="MS Gothic" w:hint="eastAsia"/>
+        </w:rPr>
+        <w:t>├</w:t>
+      </w:r>
+      <w:r>
+        <w:rPr>
+          <w:rFonts w:ascii="Calibri" w:hAnsi="Calibri" w:cs="Calibri"/>
+        </w:rPr>
+        <w:t>──</w:t>
+      </w:r>
+      <w:r>
+        <w:t xml:space="preserve"> Alerts</w:t>
+      </w:r>
+    </w:p>
+    <w:p>
+      <w:r>
+        <w:rPr>
+          <w:rFonts w:ascii="MS Gothic" w:eastAsia="MS Gothic" w:hAnsi="MS Gothic" w:cs="MS Gothic" w:hint="eastAsia"/>
+        </w:rPr>
+        <w:t>├</w:t>
+      </w:r>
+      <w:r>
+        <w:rPr>
+          <w:rFonts w:ascii="Calibri" w:hAnsi="Calibri" w:cs="Calibri"/>
+        </w:rPr>
+        <w:t>──</w:t>
+      </w:r>
+      <w:r>
+        <w:t xml:space="preserve"> Email Notifications</w:t>
+      </w:r>
+    </w:p>
+    <w:p>
+      <w:r>
+        <w:t>└── Reminder Settings</w:t>
+      </w:r>
+    </w:p>
+    <w:p/>
+    <w:p>
+      <w:r>
+        <w:t>Reports</w:t>
+      </w:r>
+    </w:p>
+    <w:p>
+      <w:r>
+        <w:t>│</w:t>
+      </w:r>
+    </w:p>
+    <w:p>
+      <w:r>
+        <w:rPr>
+          <w:rFonts w:ascii="MS Gothic" w:eastAsia="MS Gothic" w:hAnsi="MS Gothic" w:cs="MS Gothic" w:hint="eastAsia"/>
+        </w:rPr>
+        <w:t>├</w:t>
+      </w:r>
+      <w:r>
+        <w:rPr>
+          <w:rFonts w:ascii="Calibri" w:hAnsi="Calibri" w:cs="Calibri"/>
+        </w:rPr>
+        <w:t>──</w:t>
+      </w:r>
+      <w:r>
+        <w:t xml:space="preserve"> Team Performance</w:t>
+      </w:r>
+    </w:p>
+    <w:p>
+      <w:r>
+        <w:rPr>
+          <w:rFonts w:ascii="MS Gothic" w:eastAsia="MS Gothic" w:hAnsi="MS Gothic" w:cs="MS Gothic" w:hint="eastAsia"/>
+        </w:rPr>
+        <w:t>├</w:t>
+      </w:r>
+      <w:r>
+        <w:rPr>
+          <w:rFonts w:ascii="Calibri" w:hAnsi="Calibri" w:cs="Calibri"/>
+        </w:rPr>
+        <w:t>──</w:t>
+      </w:r>
+      <w:r>
+        <w:t xml:space="preserve"> Task Reports</w:t>
+      </w:r>
+    </w:p>
+    <w:p>
+      <w:r>
+        <w:rPr>
+          <w:rFonts w:ascii="MS Gothic" w:eastAsia="MS Gothic" w:hAnsi="MS Gothic" w:cs="MS Gothic" w:hint="eastAsia"/>
+        </w:rPr>
+        <w:t>├</w:t>
+      </w:r>
+      <w:r>
+        <w:rPr>
+          <w:rFonts w:ascii="Calibri" w:hAnsi="Calibri" w:cs="Calibri"/>
+        </w:rPr>
+        <w:t>──</w:t>
+      </w:r>
+      <w:r>
+        <w:t xml:space="preserve"> Project Reports</w:t>
+      </w:r>
+    </w:p>
+    <w:p>
+      <w:r>
+        <w:t>└── Analytics</w:t>
+      </w:r>
+    </w:p>
+    <w:p/>
+    <w:p>
+      <w:r>
+        <w:t>Settings</w:t>
+      </w:r>
+    </w:p>
+    <w:p>
+      <w:r>
+        <w:t>│</w:t>
+      </w:r>
+    </w:p>
+    <w:p>
+      <w:r>
+        <w:rPr>
+          <w:rFonts w:ascii="MS Gothic" w:eastAsia="MS Gothic" w:hAnsi="MS Gothic" w:cs="MS Gothic" w:hint="eastAsia"/>
+        </w:rPr>
+        <w:t>├</w:t>
+      </w:r>
+      <w:r>
+        <w:rPr>
+          <w:rFonts w:ascii="Calibri" w:hAnsi="Calibri" w:cs="Calibri"/>
+        </w:rPr>
+        <w:t>──</w:t>
+      </w:r>
+      <w:r>
+        <w:t xml:space="preserve"> Account</w:t>
+      </w:r>
+    </w:p>
+    <w:p>
+      <w:r>
+        <w:rPr>
+          <w:rFonts w:ascii="MS Gothic" w:eastAsia="MS Gothic" w:hAnsi="MS Gothic" w:cs="MS Gothic" w:hint="eastAsia"/>
+        </w:rPr>
+        <w:t>├</w:t>
+      </w:r>
+      <w:r>
+        <w:rPr>
+          <w:rFonts w:ascii="Calibri" w:hAnsi="Calibri" w:cs="Calibri"/>
+        </w:rPr>
+        <w:t>──</w:t>
+      </w:r>
+      <w:r>
+        <w:t xml:space="preserve"> Theme</w:t>
+      </w:r>
+    </w:p>
+    <w:p>
+      <w:r>
+        <w:rPr>
+          <w:rFonts w:ascii="MS Gothic" w:eastAsia="MS Gothic" w:hAnsi="MS Gothic" w:cs="MS Gothic" w:hint="eastAsia"/>
+        </w:rPr>
+        <w:t>├</w:t>
+      </w:r>
+      <w:r>
+        <w:rPr>
+          <w:rFonts w:ascii="Calibri" w:hAnsi="Calibri" w:cs="Calibri"/>
+        </w:rPr>
+        <w:t>──</w:t>
+      </w:r>
+      <w:r>
+        <w:t xml:space="preserve"> Security</w:t>
+      </w:r>
+    </w:p>
+    <w:p>
+      <w:r>
+        <w:t>└── Preferences</w:t>
+      </w:r>
+    </w:p>
     <w:sectPr>
       <w:pgSz w:w="11906" w:h="16838"/>
       <w:pgMar w:top="1440" w:right="1440" w:bottom="1440" w:left="1440" w:header="708" w:footer="708" w:gutter="0"/>
